--- a/exports/docx/sections/Chapter-02/section-01.en.docx
+++ b/exports/docx/sections/Chapter-02/section-01.en.docx
@@ -15,7 +15,7 @@
         <w:drawing>
           <wp:inline>
             <wp:extent cx="7560000" cy="10692000"/>
-            <wp:docPr id="27" name="Picture 27"/>
+            <wp:docPr id="26" name="Picture 26"/>
             <wp:cNvGraphicFramePr>
               <a:graphicFrameLocks noChangeAspect="1"/>
             </wp:cNvGraphicFramePr>
@@ -54,79 +54,56 @@
         <w:t xml:space="preserve">AI-Assisted Professional Engineering with .NET</w:t>
       </w:r>
     </w:p>
-    <w:bookmarkStart w:id="21" w:name="section"/>
+    <w:bookmarkStart w:id="32" w:name="X2e11fb6113120e8af8631c5e2e53242e7aa1466"/>
+    <w:p>
+      <w:pPr>
+        <w:pStyle w:val="Heading1"/>
+      </w:pPr>
+      <w:r>
+        <w:t xml:space="preserve">Section 01 — What an LLM Actually Does: Tokens, Embeddings, Context, and Inference</w:t>
+      </w:r>
+    </w:p>
+    <w:bookmarkStart w:id="21" w:name="the-mechanism-behind-the-interface"/>
     <w:p>
       <w:pPr>
         <w:pStyle w:val="Heading2"/>
       </w:pPr>
+      <w:r>
+        <w:t xml:space="preserve">The Mechanism Behind the Interface</w:t>
+      </w:r>
     </w:p>
     <w:p>
       <w:pPr>
         <w:pStyle w:val="FirstParagraph"/>
       </w:pPr>
       <w:r>
-        <w:t xml:space="preserve">chapter: 02</w:t>
-      </w:r>
-      <w:r>
-        <w:t xml:space="preserve"> </w:t>
-      </w:r>
-      <w:r>
-        <w:t xml:space="preserve">section: 01</w:t>
-      </w:r>
-      <w:r>
-        <w:t xml:space="preserve"> </w:t>
-      </w:r>
-      <w:r>
-        <w:t xml:space="preserve">title:</w:t>
-      </w:r>
-      <w:r>
-        <w:t xml:space="preserve"> </w:t>
-      </w:r>
-      <w:r>
-        <w:t xml:space="preserve">“What an LLM Actually Does: Tokens, Embeddings, Context, and Inference”</w:t>
-      </w:r>
-      <w:r>
-        <w:t xml:space="preserve"> </w:t>
-      </w:r>
-      <w:r>
-        <w:t xml:space="preserve">language: en</w:t>
-      </w:r>
-      <w:r>
-        <w:t xml:space="preserve"> </w:t>
-      </w:r>
-      <w:r>
-        <w:t xml:space="preserve">tags: [llm-mechanics, tokens, embeddings, context-window, inference, dotnet]</w:t>
-      </w:r>
-      <w:r>
-        <w:t xml:space="preserve"> </w:t>
-      </w:r>
-      <w:r>
-        <w:t xml:space="preserve">status: validated</w:t>
-      </w:r>
-      <w:r>
-        <w:t xml:space="preserve"> </w:t>
-      </w:r>
-      <w:r>
-        <w:t xml:space="preserve">—</w:t>
+        <w:t xml:space="preserve">A large language model produces every token in its output through a single repeated operation: given a sequence of numbers representing the text so far, produce a probability distribution over what number is most likely to come next, sample one number from that distribution, append it to the sequence, and repeat. This is the entire generative process — there is no separate planning step, no internal representation of the problem, no retrieval from a knowledge base. Everything else — the appearance of reasoning, the fluency, the architectural vocabulary, the code that compiles — is what this process produces when the numbers represent language and the model producing the distribution has been trained on an enormous corpus of human text.</w:t>
+      </w:r>
+    </w:p>
+    <w:p>
+      <w:pPr>
+        <w:pStyle w:val="BodyText"/>
+      </w:pPr>
+      <w:r>
+        <w:t xml:space="preserve">A .NET engineer interacting with this system for the first time encounters something deceptively familiar: a request goes out, a response comes back, and the response is text — often syntactically valid C#, often structurally sound architectural reasoning, often phrased with the same register a senior colleague would use in a design review. Every instinct built over a career of working with deterministic systems suggests that there must be something underneath producing this output in a way that parallels how a service produces a response: some internal representation of the problem, some retrieval of relevant facts, some process that resembles thinking. But the actual mechanism is fundamentally different — and understanding it precisely is the subject of this section.</w:t>
+      </w:r>
+    </w:p>
+    <w:p>
+      <w:pPr>
+        <w:pStyle w:val="BodyText"/>
+      </w:pPr>
+      <w:r>
+        <w:t xml:space="preserve">This section builds that mechanism from the ground up, using vocabulary and framing that maps onto concepts a .NET engineer already has working intuitions for: serialization, lookup tables, fixed-size buffers, and function calls. The goal is not mathematical completeness — it is a mental model precise enough that the behaviours described in the rest of this chapter stop looking like quirks and start looking like direct, predictable consequences of how the system works.</w:t>
       </w:r>
     </w:p>
     <w:bookmarkEnd w:id="21"/>
-    <w:bookmarkStart w:id="33" w:name="X2e11fb6113120e8af8631c5e2e53242e7aa1466"/>
-    <w:p>
-      <w:pPr>
-        <w:pStyle w:val="Heading1"/>
-      </w:pPr>
-      <w:r>
-        <w:t xml:space="preserve">Section 01 — What an LLM Actually Does: Tokens, Embeddings, Context, and Inference</w:t>
-      </w:r>
-    </w:p>
-    <w:bookmarkStart w:id="22" w:name="the-mechanism-behind-the-interface"/>
+    <w:bookmarkStart w:id="25" w:name="tokens-the-unit-of-everything"/>
     <w:p>
       <w:pPr>
         <w:pStyle w:val="Heading2"/>
       </w:pPr>
       <w:r>
-        <w:t xml:space="preserve">The Mechanism Behind the Interface</w:t>
+        <w:t xml:space="preserve">Tokens: The Unit of Everything</w:t>
       </w:r>
     </w:p>
     <w:p>
@@ -134,7 +111,49 @@
         <w:pStyle w:val="FirstParagraph"/>
       </w:pPr>
       <w:r>
-        <w:t xml:space="preserve">A large language model produces every token in its output through a single repeated operation: given a sequence of numbers representing the text so far, produce a probability distribution over what number is most likely to come next, sample one number from that distribution, append it to the sequence, and repeat. This is the entire generative process — there is no separate planning step, no internal representation of the problem, no retrieval from a knowledge base. Everything else — the appearance of reasoning, the fluency, the architectural vocabulary, the code that compiles — is what this process produces when the numbers represent language and the model producing the distribution has been trained on an enormous corpus of human text.</w:t>
+        <w:t xml:space="preserve">Before a language model can do anything with text, the text must be</w:t>
+      </w:r>
+      <w:r>
+        <w:t xml:space="preserve"> </w:t>
+      </w:r>
+      <w:r>
+        <w:t xml:space="preserve">converted into a sequence of integers. This conversion is performed by a</w:t>
+      </w:r>
+      <w:r>
+        <w:t xml:space="preserve"> </w:t>
+      </w:r>
+      <w:r>
+        <w:t xml:space="preserve">tokenizer, and the integers it produces are called tokens. A token is not</w:t>
+      </w:r>
+      <w:r>
+        <w:t xml:space="preserve"> </w:t>
+      </w:r>
+      <w:r>
+        <w:t xml:space="preserve">necessarily a word. Common words are often a single token. Less common</w:t>
+      </w:r>
+      <w:r>
+        <w:t xml:space="preserve"> </w:t>
+      </w:r>
+      <w:r>
+        <w:t xml:space="preserve">words are split into multiple tokens — prefixes, suffixes, and word</w:t>
+      </w:r>
+      <w:r>
+        <w:t xml:space="preserve"> </w:t>
+      </w:r>
+      <w:r>
+        <w:t xml:space="preserve">fragments that recur often enough across the training corpus to have earned</w:t>
+      </w:r>
+      <w:r>
+        <w:t xml:space="preserve"> </w:t>
+      </w:r>
+      <w:r>
+        <w:t xml:space="preserve">their own entry in the tokenizer’s vocabulary. Punctuation, whitespace, and</w:t>
+      </w:r>
+      <w:r>
+        <w:t xml:space="preserve"> </w:t>
+      </w:r>
+      <w:r>
+        <w:t xml:space="preserve">even parts of common code patterns each have their own token identities.</w:t>
       </w:r>
     </w:p>
     <w:p>
@@ -142,7 +161,163 @@
         <w:pStyle w:val="BodyText"/>
       </w:pPr>
       <w:r>
-        <w:t xml:space="preserve">A .NET engineer interacting with this system for the first time encounters something deceptively familiar: a request goes out, a response comes back, and the response is text — often syntactically valid C#, often structurally sound architectural reasoning, often phrased with the same register a senior colleague would use in a design review. Every instinct built over a career of working with deterministic systems suggests that there must be something underneath producing this output in a way that parallels how a service produces a response: some internal representation of the problem, some retrieval of relevant facts, some process that resembles thinking. But the actual mechanism is fundamentally different — and understanding it precisely is the subject of this section.</w:t>
+        <w:t xml:space="preserve">For a .NET engineer, the closest intuition is a dictionary-based compression</w:t>
+      </w:r>
+      <w:r>
+        <w:t xml:space="preserve"> </w:t>
+      </w:r>
+      <w:r>
+        <w:t xml:space="preserve">scheme: the tokenizer maintains a fixed vocabulary — typically on the order</w:t>
+      </w:r>
+      <w:r>
+        <w:t xml:space="preserve"> </w:t>
+      </w:r>
+      <w:r>
+        <w:t xml:space="preserve">of 50,000 to 200,000 entries depending on the model family — and every piece</w:t>
+      </w:r>
+      <w:r>
+        <w:t xml:space="preserve"> </w:t>
+      </w:r>
+      <w:r>
+        <w:t xml:space="preserve">of input text is encoded as a sequence of indices into that vocabulary. The</w:t>
+      </w:r>
+      <w:r>
+        <w:t xml:space="preserve"> </w:t>
+      </w:r>
+      <w:r>
+        <w:t xml:space="preserve">word</w:t>
+      </w:r>
+      <w:r>
+        <w:t xml:space="preserve"> </w:t>
+      </w:r>
+      <w:r>
+        <w:rPr>
+          <w:rStyle w:val="VerbatimChar"/>
+        </w:rPr>
+        <w:t xml:space="preserve">"CancellationToken"</w:t>
+      </w:r>
+      <w:r>
+        <w:t xml:space="preserve"> </w:t>
+      </w:r>
+      <w:r>
+        <w:t xml:space="preserve">might be a single token in a vocabulary trained</w:t>
+      </w:r>
+      <w:r>
+        <w:t xml:space="preserve"> </w:t>
+      </w:r>
+      <w:r>
+        <w:t xml:space="preserve">heavily on code, because the sequence of characters</w:t>
+      </w:r>
+      <w:r>
+        <w:t xml:space="preserve"> </w:t>
+      </w:r>
+      <w:r>
+        <w:rPr>
+          <w:rStyle w:val="VerbatimChar"/>
+        </w:rPr>
+        <w:t xml:space="preserve">CancellationToken</w:t>
+      </w:r>
+      <w:r>
+        <w:t xml:space="preserve"> </w:t>
+      </w:r>
+      <w:r>
+        <w:t xml:space="preserve">appears often enough in the training data that the tokenizer’s construction</w:t>
+      </w:r>
+      <w:r>
+        <w:t xml:space="preserve"> </w:t>
+      </w:r>
+      <w:r>
+        <w:t xml:space="preserve">process — typically a variant of byte-pair encoding — merged it into one</w:t>
+      </w:r>
+      <w:r>
+        <w:t xml:space="preserve"> </w:t>
+      </w:r>
+      <w:r>
+        <w:t xml:space="preserve">unit. A less common identifier, say</w:t>
+      </w:r>
+      <w:r>
+        <w:t xml:space="preserve"> </w:t>
+      </w:r>
+      <w:r>
+        <w:rPr>
+          <w:rStyle w:val="VerbatimChar"/>
+        </w:rPr>
+        <w:t xml:space="preserve">"IIdempotencyKeyGenerator"</w:t>
+      </w:r>
+      <w:r>
+        <w:t xml:space="preserve">, is more</w:t>
+      </w:r>
+      <w:r>
+        <w:t xml:space="preserve"> </w:t>
+      </w:r>
+      <w:r>
+        <w:t xml:space="preserve">likely to be split into several tokens: perhaps</w:t>
+      </w:r>
+      <w:r>
+        <w:t xml:space="preserve"> </w:t>
+      </w:r>
+      <w:r>
+        <w:rPr>
+          <w:rStyle w:val="VerbatimChar"/>
+        </w:rPr>
+        <w:t xml:space="preserve">I</w:t>
+      </w:r>
+      <w:r>
+        <w:t xml:space="preserve">,</w:t>
+      </w:r>
+      <w:r>
+        <w:t xml:space="preserve"> </w:t>
+      </w:r>
+      <w:r>
+        <w:rPr>
+          <w:rStyle w:val="VerbatimChar"/>
+        </w:rPr>
+        <w:t xml:space="preserve">Idem</w:t>
+      </w:r>
+      <w:r>
+        <w:t xml:space="preserve">,</w:t>
+      </w:r>
+      <w:r>
+        <w:t xml:space="preserve"> </w:t>
+      </w:r>
+      <w:r>
+        <w:rPr>
+          <w:rStyle w:val="VerbatimChar"/>
+        </w:rPr>
+        <w:t xml:space="preserve">potency</w:t>
+      </w:r>
+      <w:r>
+        <w:t xml:space="preserve">,</w:t>
+      </w:r>
+      <w:r>
+        <w:t xml:space="preserve"> </w:t>
+      </w:r>
+      <w:r>
+        <w:rPr>
+          <w:rStyle w:val="VerbatimChar"/>
+        </w:rPr>
+        <w:t xml:space="preserve">Key</w:t>
+      </w:r>
+      <w:r>
+        <w:t xml:space="preserve">,</w:t>
+      </w:r>
+      <w:r>
+        <w:t xml:space="preserve"> </w:t>
+      </w:r>
+      <w:r>
+        <w:rPr>
+          <w:rStyle w:val="VerbatimChar"/>
+        </w:rPr>
+        <w:t xml:space="preserve">Generator</w:t>
+      </w:r>
+      <w:r>
+        <w:t xml:space="preserve">, each a fragment that recurred often enough on its own to</w:t>
+      </w:r>
+      <w:r>
+        <w:t xml:space="preserve"> </w:t>
+      </w:r>
+      <w:r>
+        <w:t xml:space="preserve">warrant a vocabulary entry, even though the full identifier did not.</w:t>
       </w:r>
     </w:p>
     <w:p>
@@ -150,238 +325,6 @@
         <w:pStyle w:val="BodyText"/>
       </w:pPr>
       <w:r>
-        <w:t xml:space="preserve">This section builds that mechanism from the ground up, using vocabulary and framing that maps onto concepts a .NET engineer already has working intuitions for: serialization, lookup tables, fixed-size buffers, and function calls. The goal is not mathematical completeness — it is a mental model precise enough that the behaviours described in the rest of this chapter stop looking like quirks and start looking like direct, predictable consequences of how the system works.</w:t>
-      </w:r>
-    </w:p>
-    <w:bookmarkEnd w:id="22"/>
-    <w:bookmarkStart w:id="26" w:name="tokens-the-unit-of-everything"/>
-    <w:p>
-      <w:pPr>
-        <w:pStyle w:val="Heading2"/>
-      </w:pPr>
-      <w:r>
-        <w:t xml:space="preserve">Tokens: The Unit of Everything</w:t>
-      </w:r>
-    </w:p>
-    <w:p>
-      <w:pPr>
-        <w:pStyle w:val="FirstParagraph"/>
-      </w:pPr>
-      <w:r>
-        <w:t xml:space="preserve">Before a language model can do anything with text, the text must be</w:t>
-      </w:r>
-      <w:r>
-        <w:t xml:space="preserve"> </w:t>
-      </w:r>
-      <w:r>
-        <w:t xml:space="preserve">converted into a sequence of integers. This conversion is performed by a</w:t>
-      </w:r>
-      <w:r>
-        <w:t xml:space="preserve"> </w:t>
-      </w:r>
-      <w:r>
-        <w:t xml:space="preserve">tokenizer, and the integers it produces are called tokens. A token is not</w:t>
-      </w:r>
-      <w:r>
-        <w:t xml:space="preserve"> </w:t>
-      </w:r>
-      <w:r>
-        <w:t xml:space="preserve">necessarily a word. Common words are often a single token. Less common</w:t>
-      </w:r>
-      <w:r>
-        <w:t xml:space="preserve"> </w:t>
-      </w:r>
-      <w:r>
-        <w:t xml:space="preserve">words are split into multiple tokens — prefixes, suffixes, and word</w:t>
-      </w:r>
-      <w:r>
-        <w:t xml:space="preserve"> </w:t>
-      </w:r>
-      <w:r>
-        <w:t xml:space="preserve">fragments that recur often enough across the training corpus to have earned</w:t>
-      </w:r>
-      <w:r>
-        <w:t xml:space="preserve"> </w:t>
-      </w:r>
-      <w:r>
-        <w:t xml:space="preserve">their own entry in the tokenizer’s vocabulary. Punctuation, whitespace, and</w:t>
-      </w:r>
-      <w:r>
-        <w:t xml:space="preserve"> </w:t>
-      </w:r>
-      <w:r>
-        <w:t xml:space="preserve">even parts of common code patterns each have their own token identities.</w:t>
-      </w:r>
-    </w:p>
-    <w:p>
-      <w:pPr>
-        <w:pStyle w:val="BodyText"/>
-      </w:pPr>
-      <w:r>
-        <w:t xml:space="preserve">For a .NET engineer, the closest intuition is a dictionary-based compression</w:t>
-      </w:r>
-      <w:r>
-        <w:t xml:space="preserve"> </w:t>
-      </w:r>
-      <w:r>
-        <w:t xml:space="preserve">scheme: the tokenizer maintains a fixed vocabulary — typically on the order</w:t>
-      </w:r>
-      <w:r>
-        <w:t xml:space="preserve"> </w:t>
-      </w:r>
-      <w:r>
-        <w:t xml:space="preserve">of 50,000 to 200,000 entries depending on the model family — and every piece</w:t>
-      </w:r>
-      <w:r>
-        <w:t xml:space="preserve"> </w:t>
-      </w:r>
-      <w:r>
-        <w:t xml:space="preserve">of input text is encoded as a sequence of indices into that vocabulary. The</w:t>
-      </w:r>
-      <w:r>
-        <w:t xml:space="preserve"> </w:t>
-      </w:r>
-      <w:r>
-        <w:t xml:space="preserve">word</w:t>
-      </w:r>
-      <w:r>
-        <w:t xml:space="preserve"> </w:t>
-      </w:r>
-      <w:r>
-        <w:rPr>
-          <w:rStyle w:val="VerbatimChar"/>
-        </w:rPr>
-        <w:t xml:space="preserve">"CancellationToken"</w:t>
-      </w:r>
-      <w:r>
-        <w:t xml:space="preserve"> </w:t>
-      </w:r>
-      <w:r>
-        <w:t xml:space="preserve">might be a single token in a vocabulary trained</w:t>
-      </w:r>
-      <w:r>
-        <w:t xml:space="preserve"> </w:t>
-      </w:r>
-      <w:r>
-        <w:t xml:space="preserve">heavily on code, because the sequence of characters</w:t>
-      </w:r>
-      <w:r>
-        <w:t xml:space="preserve"> </w:t>
-      </w:r>
-      <w:r>
-        <w:rPr>
-          <w:rStyle w:val="VerbatimChar"/>
-        </w:rPr>
-        <w:t xml:space="preserve">CancellationToken</w:t>
-      </w:r>
-      <w:r>
-        <w:t xml:space="preserve"> </w:t>
-      </w:r>
-      <w:r>
-        <w:t xml:space="preserve">appears often enough in the training data that the tokenizer’s construction</w:t>
-      </w:r>
-      <w:r>
-        <w:t xml:space="preserve"> </w:t>
-      </w:r>
-      <w:r>
-        <w:t xml:space="preserve">process — typically a variant of byte-pair encoding — merged it into one</w:t>
-      </w:r>
-      <w:r>
-        <w:t xml:space="preserve"> </w:t>
-      </w:r>
-      <w:r>
-        <w:t xml:space="preserve">unit. A less common identifier, say</w:t>
-      </w:r>
-      <w:r>
-        <w:t xml:space="preserve"> </w:t>
-      </w:r>
-      <w:r>
-        <w:rPr>
-          <w:rStyle w:val="VerbatimChar"/>
-        </w:rPr>
-        <w:t xml:space="preserve">"IIdempotencyKeyGenerator"</w:t>
-      </w:r>
-      <w:r>
-        <w:t xml:space="preserve">, is more</w:t>
-      </w:r>
-      <w:r>
-        <w:t xml:space="preserve"> </w:t>
-      </w:r>
-      <w:r>
-        <w:t xml:space="preserve">likely to be split into several tokens: perhaps</w:t>
-      </w:r>
-      <w:r>
-        <w:t xml:space="preserve"> </w:t>
-      </w:r>
-      <w:r>
-        <w:rPr>
-          <w:rStyle w:val="VerbatimChar"/>
-        </w:rPr>
-        <w:t xml:space="preserve">I</w:t>
-      </w:r>
-      <w:r>
-        <w:t xml:space="preserve">,</w:t>
-      </w:r>
-      <w:r>
-        <w:t xml:space="preserve"> </w:t>
-      </w:r>
-      <w:r>
-        <w:rPr>
-          <w:rStyle w:val="VerbatimChar"/>
-        </w:rPr>
-        <w:t xml:space="preserve">Idem</w:t>
-      </w:r>
-      <w:r>
-        <w:t xml:space="preserve">,</w:t>
-      </w:r>
-      <w:r>
-        <w:t xml:space="preserve"> </w:t>
-      </w:r>
-      <w:r>
-        <w:rPr>
-          <w:rStyle w:val="VerbatimChar"/>
-        </w:rPr>
-        <w:t xml:space="preserve">potency</w:t>
-      </w:r>
-      <w:r>
-        <w:t xml:space="preserve">,</w:t>
-      </w:r>
-      <w:r>
-        <w:t xml:space="preserve"> </w:t>
-      </w:r>
-      <w:r>
-        <w:rPr>
-          <w:rStyle w:val="VerbatimChar"/>
-        </w:rPr>
-        <w:t xml:space="preserve">Key</w:t>
-      </w:r>
-      <w:r>
-        <w:t xml:space="preserve">,</w:t>
-      </w:r>
-      <w:r>
-        <w:t xml:space="preserve"> </w:t>
-      </w:r>
-      <w:r>
-        <w:rPr>
-          <w:rStyle w:val="VerbatimChar"/>
-        </w:rPr>
-        <w:t xml:space="preserve">Generator</w:t>
-      </w:r>
-      <w:r>
-        <w:t xml:space="preserve">, each a fragment that recurred often enough on its own to</w:t>
-      </w:r>
-      <w:r>
-        <w:t xml:space="preserve"> </w:t>
-      </w:r>
-      <w:r>
-        <w:t xml:space="preserve">warrant a vocabulary entry, even though the full identifier did not.</w:t>
-      </w:r>
-    </w:p>
-    <w:p>
-      <w:pPr>
-        <w:pStyle w:val="BodyText"/>
-      </w:pPr>
-      <w:r>
         <w:t xml:space="preserve">This has a direct, measurable consequence that engineers building</w:t>
       </w:r>
       <w:r>
@@ -472,18 +415,18 @@
           <wp:inline>
             <wp:extent cx="5892800" cy="420914"/>
             <wp:effectExtent b="0" l="0" r="0" t="0"/>
-            <wp:docPr descr="Diagram: dg-f611cff9811c" title="" id="24" name="Picture"/>
+            <wp:docPr descr="Diagram: dg-f611cff9811c" title="" id="23" name="Picture"/>
             <a:graphic>
               <a:graphicData uri="http://schemas.openxmlformats.org/drawingml/2006/picture">
                 <pic:pic>
                   <pic:nvPicPr>
-                    <pic:cNvPr descr="exports\diagrams\mermaid\dg-f611cff9811c.png" id="25" name="Picture"/>
+                    <pic:cNvPr descr="exports\diagrams\mermaid\dg-f611cff9811c.png" id="24" name="Picture"/>
                     <pic:cNvPicPr>
                       <a:picLocks noChangeArrowheads="1" noChangeAspect="1"/>
                     </pic:cNvPicPr>
                   </pic:nvPicPr>
                   <pic:blipFill>
-                    <a:blip r:embed="rId23"/>
+                    <a:blip r:embed="rId22"/>
                     <a:stretch>
                       <a:fillRect/>
                     </a:stretch>
@@ -586,8 +529,8 @@
         <w:t xml:space="preserve">correct.</w:t>
       </w:r>
     </w:p>
-    <w:bookmarkEnd w:id="26"/>
-    <w:bookmarkStart w:id="27" w:name="X3ab0a46ab7425eefe3d81dfc3dde84e5c564379"/>
+    <w:bookmarkEnd w:id="25"/>
+    <w:bookmarkStart w:id="26" w:name="X3ab0a46ab7425eefe3d81dfc3dde84e5c564379"/>
     <w:p>
       <w:pPr>
         <w:pStyle w:val="Heading2"/>
@@ -959,8 +902,8 @@
         <w:t xml:space="preserve">embedding space.”</w:t>
       </w:r>
     </w:p>
-    <w:bookmarkEnd w:id="27"/>
-    <w:bookmarkStart w:id="28" w:name="X2de83b01cf15efd46eae4703ebdbe6970264826"/>
+    <w:bookmarkEnd w:id="26"/>
+    <w:bookmarkStart w:id="27" w:name="X2de83b01cf15efd46eae4703ebdbe6970264826"/>
     <w:p>
       <w:pPr>
         <w:pStyle w:val="Heading2"/>
@@ -1200,8 +1143,8 @@
         <w:t xml:space="preserve">effects.</w:t>
       </w:r>
     </w:p>
-    <w:bookmarkEnd w:id="28"/>
-    <w:bookmarkStart w:id="29" w:name="inference-one-forward-pass-one-token"/>
+    <w:bookmarkEnd w:id="27"/>
+    <w:bookmarkStart w:id="28" w:name="inference-one-forward-pass-one-token"/>
     <w:p>
       <w:pPr>
         <w:pStyle w:val="Heading2"/>
@@ -2595,8 +2538,8 @@
         <w:t xml:space="preserve">Section 05’s treatment of deterministic versus probabilistic systems.</w:t>
       </w:r>
     </w:p>
-    <w:bookmarkEnd w:id="29"/>
-    <w:bookmarkStart w:id="30" w:name="what-this-mechanism-does-not-contain"/>
+    <w:bookmarkEnd w:id="28"/>
+    <w:bookmarkStart w:id="29" w:name="what-this-mechanism-does-not-contain"/>
     <w:p>
       <w:pPr>
         <w:pStyle w:val="Heading2"/>
@@ -2797,8 +2740,8 @@
         <w:t xml:space="preserve">in this section.</w:t>
       </w:r>
     </w:p>
-    <w:bookmarkEnd w:id="30"/>
-    <w:bookmarkStart w:id="31" w:name="X98ce55f2d48be799d7a7d9c92f799e1766719f6"/>
+    <w:bookmarkEnd w:id="29"/>
+    <w:bookmarkStart w:id="30" w:name="X98ce55f2d48be799d7a7d9c92f799e1766719f6"/>
     <w:p>
       <w:pPr>
         <w:pStyle w:val="Heading2"/>
@@ -2987,8 +2930,8 @@
         <w:t xml:space="preserve">a detailed analysis of the patterns in which statistical inference collapses.</w:t>
       </w:r>
     </w:p>
-    <w:bookmarkEnd w:id="31"/>
-    <w:bookmarkStart w:id="32" w:name="X4b11fbe236d6ea3efd20bb4af0abe47b9acc3d6"/>
+    <w:bookmarkEnd w:id="30"/>
+    <w:bookmarkStart w:id="31" w:name="X4b11fbe236d6ea3efd20bb4af0abe47b9acc3d6"/>
     <w:p>
       <w:pPr>
         <w:pStyle w:val="Heading2"/>
@@ -3228,8 +3171,8 @@
         <w:t xml:space="preserve">output come from?</w:t>
       </w:r>
     </w:p>
+    <w:bookmarkEnd w:id="31"/>
     <w:bookmarkEnd w:id="32"/>
-    <w:bookmarkEnd w:id="33"/>
     <w:p>
       <w:pPr>
         <w:spacing w:before="0" w:after="0" w:line="240" w:lineRule="auto"/>
@@ -3239,7 +3182,7 @@
         <w:drawing>
           <wp:inline>
             <wp:extent cx="7560000" cy="10692000"/>
-            <wp:docPr id="26" name="Picture 26"/>
+            <wp:docPr id="25" name="Picture 25"/>
             <wp:cNvGraphicFramePr>
               <a:graphicFrameLocks noChangeAspect="1"/>
             </wp:cNvGraphicFramePr>
